--- a/PRDs/CR/PARTNER/CBM-SubDomain-Overview-Partner.docx
+++ b/PRDs/CR/PARTNER/CBM-SubDomain-Overview-Partner.docx
@@ -125,7 +125,7 @@
                 <w:sz w:val="20"/>
                 <w:szCs w:val="20"/>
               </w:rPr>
-              <w:t xml:space="preserve">1.0</w:t>
+              <w:t xml:space="preserve">1.1</w:t>
             </w:r>
           </w:p>
         </w:tc>
@@ -259,7 +259,7 @@
                 <w:sz w:val="20"/>
                 <w:szCs w:val="20"/>
               </w:rPr>
-              <w:t xml:space="preserve">04-05-26 22:30</w:t>
+              <w:t xml:space="preserve">04-07-26 04:25</w:t>
             </w:r>
           </w:p>
         </w:tc>
@@ -1844,7 +1844,7 @@
           <w:sz w:val="24"/>
           <w:szCs w:val="24"/>
         </w:rPr>
-        <w:t xml:space="preserve">All historical data — referrals, activities, communications, agreements, and analytics — is retained permanently regardless of status changes. Partner analytics are delivered as formal quarterly reports supplemented by informal verbal summaries during regular liaison touchpoints. Analytics metrics include referral count, active clients, new clients in last 30 days, total sessions, total hours, NPS scores, and impact metrics.</w:t>
+        <w:t xml:space="preserve">All historical data — referrals, activities, communications, agreements, and analytics — is retained permanently regardless of status changes. Partner analytics are delivered as formal quarterly reports supplemented by informal verbal summaries during regular liaison touchpoints. Analytics metrics include referral count, active clients, new clients in last 30 days, total sessions, total hours, NPS scores, impact metrics, and mentor count (total mentors currently affiliated with the partner and new mentors recruited via the partner channel during the reporting period).</w:t>
       </w:r>
     </w:p>
     <w:p>
@@ -6097,7 +6097,7 @@
           <w:sz w:val="24"/>
           <w:szCs w:val="24"/>
         </w:rPr>
-        <w:t xml:space="preserve"> (link to Account, optional) — records which partner organization referred the client for this engagement. Set by the mentor after the first session when they learn the client was referred by a specific partner organization. The field links to the Account entity (accountType Partner). This field is the basis for partner-level engagement analytics including referral count, active clients, new clients in last 30 days, total sessions, total hours, NPS scores, and impact metrics.</w:t>
+        <w:t xml:space="preserve"> (link to Account, optional) — records which partner organization referred the client for this engagement. Set by the mentor after the first session when they learn the client was referred by a specific partner organization. The field links to the Account entity (accountType Partner). This field is the basis for partner-level engagement analytics including referral count, active clients, new clients in last 30 days, total sessions, total hours, NPS scores, impact metrics, and mentor count (total affiliated and new this period).</w:t>
       </w:r>
     </w:p>
     <w:p>
@@ -6198,7 +6198,7 @@
           <w:sz w:val="24"/>
           <w:szCs w:val="24"/>
         </w:rPr>
-        <w:t xml:space="preserve">The Partner Coordinator uses the referringPartner link on Engagement to produce quarterly formal reports and informal verbal summaries during liaison check-ins. Analytics metrics: referral count, active clients, new clients in last 30 days, total sessions, total hours, NPS scores, and impact metrics.</w:t>
+        <w:t xml:space="preserve">The Partner Coordinator uses the referringPartner link on Engagement to produce quarterly formal reports and informal verbal summaries during liaison check-ins. Analytics metrics: referral count, active clients, new clients in last 30 days, total sessions, total hours, NPS scores, impact metrics, and mentor count (total affiliated and new this period).</w:t>
       </w:r>
     </w:p>
     <w:p>
@@ -8236,7 +8236,7 @@
           <w:sz w:val="24"/>
           <w:szCs w:val="24"/>
         </w:rPr>
-        <w:t xml:space="preserve">Partner analytics metrics: referral count, active clients, new clients in last 30 days, total sessions, total hours, NPS scores, and impact metrics.</w:t>
+        <w:t xml:space="preserve">Partner analytics metrics: referral count, active clients, new clients in last 30 days, total sessions, total hours, NPS scores, and impact metrics. (Updated in v1.1: mentor count added per CR-PARTNER-MANAGE session.)</w:t>
       </w:r>
     </w:p>
     <w:p>
